--- a/docs/parceria-cna/nota-tecnica-proposta-cna.docx
+++ b/docs/parceria-cna/nota-tecnica-proposta-cna.docx
@@ -83,7 +83,7 @@
         <w:t xml:space="preserve">• Radar do Escoamento: </w:t>
       </w:r>
       <w:r>
-        <w:t xml:space="preserve">boletim semanal curto e edição mensal que indicam para onde a safra está sendo transportada e quanto deve ser exportado pelos portos do Arco Norte cerca de um mês antes da estatística oficial, a partir dos registros de frete da ANTT (CIOT). Semanalmente, acompanha diesel, fila de navios nos portos, nível dos rios e andamento da colheita.</w:t>
+        <w:t xml:space="preserve">edição mensal que indica para onde a safra está sendo transportada e quanto deve ser exportado pelos portos do Arco Norte cerca de um mês antes da estatística oficial, a partir dos registros de frete que a ANTT publica todo mês (CIOT); e boletim semanal curto, que acompanha diesel, fila de navios nos portos, nível dos rios e andamento da colheita.</w:t>
       </w:r>
     </w:p>
     <w:p>

--- a/docs/parceria-cna/nota-tecnica-proposta-cna.docx
+++ b/docs/parceria-cna/nota-tecnica-proposta-cna.docx
@@ -151,7 +151,7 @@
         <w:t xml:space="preserve">• Antecipação: </w:t>
       </w:r>
       <w:r>
-        <w:t xml:space="preserve">o indicador baseado nos registros de frete previu a exportação de soja e milho pelos portos do Tapajós com erro 28% menor que o modelo de referência, em teste fora da amostra no período 2023–2026.</w:t>
+        <w:t xml:space="preserve">o indicador baseado nos registros de frete previu a exportação de soja e milho pelos portos de Santarém e Belém, a partir dos fretes com destino a Miritituba, com erro 28% menor que o modelo de referência, em teste fora da amostra no período de fevereiro de 2023 a setembro de 2026.</w:t>
       </w:r>
     </w:p>
     <w:p>
@@ -168,7 +168,7 @@
         <w:t xml:space="preserve">• Armazenagem: </w:t>
       </w:r>
       <w:r>
-        <w:t xml:space="preserve">o déficit de capacidade estática somado microrregião por microrregião alcança 88 milhões de toneladas, acima do saldo nacional de 52 milhões, porque a capacidade excedente no Sul não atende o Centro-Norte. Doze microrregiões concentram 28,7 milhões de toneladas de déficit.</w:t>
+        <w:t xml:space="preserve">o déficit de capacidade estática somado microrregião por microrregião alcança 88 milhões de toneladas, acima do saldo nacional de 52 milhões, porque a capacidade excedente no Rio Grande do Sul, em Santa Catarina e em São Paulo não atende o Centro-Norte. Doze microrregiões concentram 28,7 milhões de toneladas de déficit.</w:t>
       </w:r>
     </w:p>
     <w:p>

--- a/docs/parceria-cna/nota-tecnica-proposta-cna.docx
+++ b/docs/parceria-cna/nota-tecnica-proposta-cna.docx
@@ -23,7 +23,7 @@
         <w:t>Assunto</w:t>
       </w:r>
       <w:r>
-        <w:t xml:space="preserve">: Proposta de parceria entre o Observatório de Infraestrutura do IBI e a Confederação da Agricultura e Pecuária do Brasil (CNA): "Radar Logístico do Agro", sistema recorrente de monitoramento do escoamento da produção agropecuária.</w:t>
+        <w:t xml:space="preserve">: Proposta de parceria entre o Observatório de Infraestrutura de Transportes do IBI e a Confederação da Agricultura e Pecuária do Brasil (CNA): "Radar Logístico do Agro", sistema recorrente de monitoramento do escoamento da produção agropecuária.</w:t>
       </w:r>
     </w:p>
     <w:p>
@@ -40,7 +40,7 @@
         <w:jc w:val="both"/>
       </w:pPr>
       <w:r>
-        <w:t xml:space="preserve">O Instituto Brasileiro de Infraestrutura (IBI), por meio de seu Observatório de Infraestrutura, apresenta esta Nota Técnica à CNA com o objetivo de propor uma parceria para o monitoramento recorrente da logística do agronegócio, com antecedência, recorte municipal e método público.</w:t>
+        <w:t xml:space="preserve">O Instituto Brasileiro de Infraestrutura (IBI), por meio de seu Observatório de Infraestrutura de Transportes, apresenta esta Nota Técnica à CNA com o objetivo de propor uma parceria para o monitoramento recorrente da logística do agronegócio, com antecedência, recorte municipal e método público.</w:t>
       </w:r>
     </w:p>
     <w:p>
@@ -236,7 +236,7 @@
         <w:pStyle w:val="Ttulo1"/>
       </w:pPr>
       <w:r>
-        <w:t xml:space="preserve">PILOTO DE 90 DIAS</w:t>
+        <w:t xml:space="preserve">COMO CONTRATAR</w:t>
       </w:r>
     </w:p>
     <w:p>
@@ -253,7 +253,7 @@
         <w:t xml:space="preserve">(1) </w:t>
       </w:r>
       <w:r>
-        <w:t xml:space="preserve">fichas municipais de um estado-piloto, com uma federação parceira;</w:t>
+        <w:t xml:space="preserve">Ficha Logística por estado, como entrada: fichas de todos os municípios produtores do estado, entregues em cerca de 30 dias e contratadas pela federação, com a CNA como canal e co-assinatura;</w:t>
       </w:r>
     </w:p>
     <w:p>
@@ -270,7 +270,7 @@
         <w:t xml:space="preserve">(2) </w:t>
       </w:r>
       <w:r>
-        <w:t xml:space="preserve">primeira edição mensal do Radar, após a adequação do modelo à nova regra de obrigatoriedade do CIOT;</w:t>
+        <w:t xml:space="preserve">assinatura do Radar do Escoamento por 12 meses: edição mensal, boletim semanal e painel no portal da CNA;</w:t>
       </w:r>
     </w:p>
     <w:p>
@@ -287,24 +287,7 @@
         <w:t xml:space="preserve">(3) </w:t>
       </w:r>
       <w:r>
-        <w:t xml:space="preserve">Carteira de Prioridades com o custo de inação das obras preenchido (hoje apenas 2 das 12 obras avaliadas dispõem de dados suficientes para o ranking);</w:t>
-      </w:r>
-    </w:p>
-    <w:p>
-      <w:pPr>
-        <w:spacing w:line="276" w:lineRule="auto"/>
-        <w:ind w:left="360" w:firstLine="0"/>
-        <w:jc w:val="both"/>
-      </w:pPr>
-      <w:r>
-        <w:rPr>
-          <w:b/>
-          <w:bCs/>
-        </w:rPr>
-        <w:t xml:space="preserve">(4) </w:t>
-      </w:r>
-      <w:r>
-        <w:t xml:space="preserve">ofício conjunto IBI–CNA à ANTT sobre a publicação agregada do valor do frete.</w:t>
+        <w:t xml:space="preserve">Carteira de Prioridades, contratada na sequência, quando o método estiver validado.</w:t>
       </w:r>
     </w:p>
     <w:p>
@@ -321,7 +304,7 @@
         <w:jc w:val="both"/>
       </w:pPr>
       <w:r>
-        <w:t xml:space="preserve">O IBI recomenda a celebração de acordo de cooperação técnica com a CNA para implantar o Radar Logístico do Agro, iniciando pelo piloto de 90 dias descrito nesta Nota Técnica. O modelo de financiamento e a governança da parceria deverão ser definidos entre as partes.</w:t>
+        <w:t xml:space="preserve">O IBI recomenda iniciar a parceria pela Ficha Logística de um ou mais estados, contratada com as federações, seguida da assinatura do Radar Logístico do Agro pela CNA. Os valores e o formato de contratação deverão ser definidos entre as partes.</w:t>
       </w:r>
     </w:p>
     <w:p>
@@ -346,7 +329,7 @@
         <w:jc w:val="center"/>
       </w:pPr>
       <w:r>
-        <w:t>Observatório de Infraestrutura — IBI</w:t>
+        <w:t>Observatório de Infraestrutura de Transportes — IBI</w:t>
       </w:r>
     </w:p>
     <w:sectPr>
